--- a/vbhc-vn/templates/05-quyet-dinh.docx
+++ b/vbhc-vn/templates/05-quyet-dinh.docx
@@ -159,6 +159,7 @@
             <w:r>
               <w:rPr>
                 <w:rFonts w:cs="Times New Roman"/>
+                <w:sz w:val="26"/>
                 <w:lang w:val="nl-NL"/>
               </w:rPr>
               <w:t xml:space="preserve">Số:  </w:t>
@@ -166,6 +167,7 @@
             <w:r>
               <w:rPr>
                 <w:rFonts w:cs="Times New Roman"/>
+                <w:sz w:val="26"/>
                 <w:lang w:val="nl-NL"/>
               </w:rPr>
               <w:t xml:space="preserve">      </w:t>
@@ -173,6 +175,7 @@
             <w:r>
               <w:rPr>
                 <w:rFonts w:cs="Times New Roman"/>
+                <w:sz w:val="26"/>
                 <w:lang w:val="nl-NL"/>
               </w:rPr>
               <w:t xml:space="preserve">  /QĐ - SCT</w:t>
